--- a/pr-preview/pr-94/model-validation-handout.docx
+++ b/pr-preview/pr-94/model-validation-handout.docx
@@ -15,7 +15,7 @@
         <w:pStyle w:val="Date"/>
       </w:pPr>
       <w:r>
-        <w:t xml:space="preserve">Last modified: 2026-10-08 19:03:31 (PDT)</w:t>
+        <w:t xml:space="preserve">Last modified: 2026-10-08 19:33:33 (PDT)</w:t>
       </w:r>
     </w:p>
     <w:bookmarkStart w:id="33" w:name="sec-prediction-rules"/>

--- a/pr-preview/pr-94/model-validation-handout.docx
+++ b/pr-preview/pr-94/model-validation-handout.docx
@@ -15,7 +15,7 @@
         <w:pStyle w:val="Date"/>
       </w:pPr>
       <w:r>
-        <w:t xml:space="preserve">Last modified: 2026-10-08 19:33:33 (PDT)</w:t>
+        <w:t xml:space="preserve">Last modified: 2026-10-08 19:54:47 (PDT)</w:t>
       </w:r>
     </w:p>
     <w:bookmarkStart w:id="33" w:name="sec-prediction-rules"/>

--- a/pr-preview/pr-94/model-validation-handout.docx
+++ b/pr-preview/pr-94/model-validation-handout.docx
@@ -15,7 +15,7 @@
         <w:pStyle w:val="Date"/>
       </w:pPr>
       <w:r>
-        <w:t xml:space="preserve">Last modified: 2026-10-08 19:54:47 (PDT)</w:t>
+        <w:t xml:space="preserve">Last modified: 2026-10-09 01:53:04 (PDT)</w:t>
       </w:r>
     </w:p>
     <w:bookmarkStart w:id="33" w:name="sec-prediction-rules"/>
@@ -19464,6 +19464,23 @@
                 </m:rPr>
                 <m:t>=</m:t>
               </m:r>
+              <m:r>
+                <m:rPr>
+                  <m:sty m:val="p"/>
+                </m:rPr>
+                <m:t>∅</m:t>
+              </m:r>
+              <m:r>
+                <m:rPr>
+                  <m:sty m:val="p"/>
+                </m:rPr>
+                <m:t>,</m:t>
+              </m:r>
+            </m:e>
+            <m:e>
+              <m:r>
+                <m:t>&amp;</m:t>
+              </m:r>
               <m:sSub>
                 <m:e>
                   <m:r>
@@ -19507,6 +19524,23 @@
                   <m:sty m:val="p"/>
                 </m:rPr>
                 <m:t>=</m:t>
+              </m:r>
+              <m:r>
+                <m:rPr>
+                  <m:sty m:val="p"/>
+                </m:rPr>
+                <m:t>∅</m:t>
+              </m:r>
+              <m:r>
+                <m:rPr>
+                  <m:sty m:val="p"/>
+                </m:rPr>
+                <m:t>,</m:t>
+              </m:r>
+            </m:e>
+            <m:e>
+              <m:r>
+                <m:t>&amp;</m:t>
               </m:r>
               <m:sSub>
                 <m:e>
@@ -43066,7 +43100,7 @@
         <w:rPr>
           <w:rStyle w:val="CommentTok"/>
         </w:rPr>
-        <w:t xml:space="preserve">#&gt;    8.88178e-15    2.00000e+00</w:t>
+        <w:t xml:space="preserve">#&gt;    7.10543e-15    2.00000e+00</w:t>
       </w:r>
     </w:p>
     <w:p>
@@ -43074,7 +43108,7 @@
         <w:pStyle w:val="FirstParagraph"/>
       </w:pPr>
       <w:r>
-        <w:t xml:space="preserve">The two columns differ by at most 8.9e-15,</w:t>
+        <w:t xml:space="preserve">The two columns differ by at most 7.1e-15,</w:t>
       </w:r>
       <w:r>
         <w:t xml:space="preserve"> </w:t>
